--- a/Docs/Detalle de plantilla.docx
+++ b/Docs/Detalle de plantilla.docx
@@ -1,12 +1,13 @@
 
 <file path=word/document.xml><?xml version="1.0" encoding="utf-8"?>
-<w:document xmlns:wpc="http://schemas.microsoft.com/office/word/2010/wordprocessingCanvas" xmlns:cx="http://schemas.microsoft.com/office/drawing/2014/chartex" xmlns:cx1="http://schemas.microsoft.com/office/drawing/2015/9/8/chartex" xmlns:cx2="http://schemas.microsoft.com/office/drawing/2015/10/21/chartex" xmlns:cx3="http://schemas.microsoft.com/office/drawing/2016/5/9/chartex" xmlns:cx4="http://schemas.microsoft.com/office/drawing/2016/5/10/chartex" xmlns:cx5="http://schemas.microsoft.com/office/drawing/2016/5/11/chartex" xmlns:cx6="http://schemas.microsoft.com/office/drawing/2016/5/12/chartex" xmlns:cx7="http://schemas.microsoft.com/office/drawing/2016/5/13/chartex" xmlns:cx8="http://schemas.microsoft.com/office/drawing/2016/5/14/chartex" xmlns:mc="http://schemas.openxmlformats.org/markup-compatibility/2006" xmlns:aink="http://schemas.microsoft.com/office/drawing/2016/ink" xmlns:am3d="http://schemas.microsoft.com/office/drawing/2017/model3d" xmlns:o="urn:schemas-microsoft-com:office:office" xmlns:oel="http://schemas.microsoft.com/office/2019/extlst" xmlns:r="http://schemas.openxmlformats.org/officeDocument/2006/relationships" xmlns:m="http://schemas.openxmlformats.org/officeDocument/2006/math" xmlns:v="urn:schemas-microsoft-com:vml" xmlns:wp14="http://schemas.microsoft.com/office/word/2010/wordprocessingDrawing" xmlns:wp="http://schemas.openxmlformats.org/drawingml/2006/wordprocessingDrawing" xmlns:w10="urn:schemas-microsoft-com:office:word" xmlns:w="http://schemas.openxmlformats.org/wordprocessingml/2006/main" xmlns:w14="http://schemas.microsoft.com/office/word/2010/wordml" xmlns:w15="http://schemas.microsoft.com/office/word/2012/wordml" xmlns:w16cex="http://schemas.microsoft.com/office/word/2018/wordml/cex" xmlns:w16cid="http://schemas.microsoft.com/office/word/2016/wordml/cid" xmlns:w16="http://schemas.microsoft.com/office/word/2018/wordml" xmlns:w16sdtdh="http://schemas.microsoft.com/office/word/2020/wordml/sdtdatahash" xmlns:w16se="http://schemas.microsoft.com/office/word/2015/wordml/symex" xmlns:wpg="http://schemas.microsoft.com/office/word/2010/wordprocessingGroup" xmlns:wpi="http://schemas.microsoft.com/office/word/2010/wordprocessingInk" xmlns:wne="http://schemas.microsoft.com/office/word/2006/wordml" xmlns:wps="http://schemas.microsoft.com/office/word/2010/wordprocessingShape" mc:Ignorable="w14 w15 w16se w16cid w16 w16cex w16sdtdh wp14">
+<w:document xmlns:wpc="http://schemas.microsoft.com/office/word/2010/wordprocessingCanvas" xmlns:cx="http://schemas.microsoft.com/office/drawing/2014/chartex" xmlns:cx1="http://schemas.microsoft.com/office/drawing/2015/9/8/chartex" xmlns:cx2="http://schemas.microsoft.com/office/drawing/2015/10/21/chartex" xmlns:cx3="http://schemas.microsoft.com/office/drawing/2016/5/9/chartex" xmlns:cx4="http://schemas.microsoft.com/office/drawing/2016/5/10/chartex" xmlns:cx5="http://schemas.microsoft.com/office/drawing/2016/5/11/chartex" xmlns:cx6="http://schemas.microsoft.com/office/drawing/2016/5/12/chartex" xmlns:cx7="http://schemas.microsoft.com/office/drawing/2016/5/13/chartex" xmlns:cx8="http://schemas.microsoft.com/office/drawing/2016/5/14/chartex" xmlns:mc="http://schemas.openxmlformats.org/markup-compatibility/2006" xmlns:aink="http://schemas.microsoft.com/office/drawing/2016/ink" xmlns:am3d="http://schemas.microsoft.com/office/drawing/2017/model3d" xmlns:o="urn:schemas-microsoft-com:office:office" xmlns:oel="http://schemas.microsoft.com/office/2019/extlst" xmlns:r="http://schemas.openxmlformats.org/officeDocument/2006/relationships" xmlns:m="http://schemas.openxmlformats.org/officeDocument/2006/math" xmlns:v="urn:schemas-microsoft-com:vml" xmlns:wp14="http://schemas.microsoft.com/office/word/2010/wordprocessingDrawing" xmlns:wp="http://schemas.openxmlformats.org/drawingml/2006/wordprocessingDrawing" xmlns:w10="urn:schemas-microsoft-com:office:word" xmlns:w="http://schemas.openxmlformats.org/wordprocessingml/2006/main" xmlns:w14="http://schemas.microsoft.com/office/word/2010/wordml" xmlns:w15="http://schemas.microsoft.com/office/word/2012/wordml" xmlns:w16cex="http://schemas.microsoft.com/office/word/2018/wordml/cex" xmlns:w16cid="http://schemas.microsoft.com/office/word/2016/wordml/cid" xmlns:w16="http://schemas.microsoft.com/office/word/2018/wordml" xmlns:w16du="http://schemas.microsoft.com/office/word/2023/wordml/word16du" xmlns:w16sdtdh="http://schemas.microsoft.com/office/word/2020/wordml/sdtdatahash" xmlns:w16sdtfl="http://schemas.microsoft.com/office/word/2024/wordml/sdtformatlock" xmlns:w16se="http://schemas.microsoft.com/office/word/2015/wordml/symex" xmlns:wpg="http://schemas.microsoft.com/office/word/2010/wordprocessingGroup" xmlns:wpi="http://schemas.microsoft.com/office/word/2010/wordprocessingInk" xmlns:wne="http://schemas.microsoft.com/office/word/2006/wordml" xmlns:wps="http://schemas.microsoft.com/office/word/2010/wordprocessingShape" mc:Ignorable="w14 w15 w16se w16cid w16 w16cex w16sdtdh w16sdtfl w16du wp14">
   <w:body>
     <w:p>
       <w:pPr>
         <w:keepNext/>
         <w:keepLines/>
         <w:spacing w:before="480" w:after="0" w:line="276" w:lineRule="auto"/>
+        <w:ind w:left="708" w:hanging="708"/>
         <w:outlineLvl w:val="0"/>
         <w:rPr>
           <w:rFonts w:asciiTheme="majorHAnsi" w:eastAsiaTheme="majorEastAsia" w:hAnsiTheme="majorHAnsi" w:cs="Times New Roman"/>
@@ -728,432 +729,399 @@
           <w:b/>
           <w:bCs/>
         </w:rPr>
+        <w:t xml:space="preserve"> Limp</w:t>
+      </w:r>
+    </w:p>
+    <w:p>
+      <w:pPr>
+        <w:spacing w:after="0" w:line="240" w:lineRule="auto"/>
+        <w:jc w:val="both"/>
+      </w:pPr>
+      <w:r>
+        <w:t>*En esta hoja se pega todo en valores.</w:t>
+      </w:r>
+    </w:p>
+    <w:p>
+      <w:pPr>
+        <w:spacing w:after="0" w:line="240" w:lineRule="auto"/>
+        <w:jc w:val="both"/>
+      </w:pPr>
+      <w:r>
+        <w:t>*De la fila 29 en adelante, se encuentran validaciones de sumas, de cálculos de la misma hoja.</w:t>
+      </w:r>
+    </w:p>
+    <w:p>
+      <w:pPr>
+        <w:spacing w:after="0" w:line="240" w:lineRule="auto"/>
+        <w:jc w:val="both"/>
+      </w:pPr>
+      <w:r>
+        <w:t xml:space="preserve">*En esta hoja se encuentra el resumen de la conciliación de recaudo total reportado por la empresa de facturación conjunta </w:t>
+      </w:r>
+      <w:r>
+        <w:rPr>
+          <w:b/>
+          <w:bCs/>
+        </w:rPr>
+        <w:t xml:space="preserve">EAAB + </w:t>
+      </w:r>
+      <w:proofErr w:type="spellStart"/>
+      <w:r>
+        <w:rPr>
+          <w:b/>
+          <w:bCs/>
+        </w:rPr>
+        <w:t>Ciud</w:t>
+      </w:r>
+      <w:proofErr w:type="spellEnd"/>
+      <w:r>
+        <w:rPr>
+          <w:b/>
+          <w:bCs/>
+        </w:rPr>
+        <w:t xml:space="preserve"> Limp</w:t>
+      </w:r>
+      <w:r>
+        <w:t>, abierto por oportuno y extemporáneo.</w:t>
+      </w:r>
+    </w:p>
+    <w:p>
+      <w:pPr>
+        <w:spacing w:after="0" w:line="240" w:lineRule="auto"/>
+        <w:jc w:val="both"/>
+      </w:pPr>
+      <w:r>
+        <w:t>*El recaudo que se muestra en esta hoja, es el recaudo recibido y aplicado; teniendo en cuenta que todo el recaudo recibido queda aplicado en la misma quincena.</w:t>
+      </w:r>
+    </w:p>
+    <w:p>
+      <w:pPr>
+        <w:spacing w:after="0" w:line="240" w:lineRule="auto"/>
+        <w:jc w:val="both"/>
+      </w:pPr>
+      <w:r>
+        <w:t>*El recaudo oportuno que se muestra en esta hoja, es el neto del recaudo oportuno, el cual ya se encuentra afectado por las anulaciones o reversiones que se han realizado durante la misma quincena</w:t>
+      </w:r>
+    </w:p>
+    <w:p>
+      <w:pPr>
+        <w:spacing w:after="0" w:line="240" w:lineRule="auto"/>
+        <w:jc w:val="both"/>
+      </w:pPr>
+      <w:r>
+        <w:t xml:space="preserve">*En caso de aparecer información de recaudo en esta hoja, corresponde a recaudo de la concesión del servicio de aseo </w:t>
+      </w:r>
+      <w:r>
+        <w:t>del antiguo operador que han sido depurados y si deben ser aplicados en esta plantilla.</w:t>
+      </w:r>
+    </w:p>
+    <w:p>
+      <w:pPr>
+        <w:spacing w:after="0" w:line="240" w:lineRule="auto"/>
+        <w:jc w:val="both"/>
+      </w:pPr>
+    </w:p>
+    <w:p>
+      <w:pPr>
+        <w:spacing w:after="0" w:line="240" w:lineRule="auto"/>
+        <w:jc w:val="both"/>
+        <w:rPr>
+          <w:b/>
+          <w:bCs/>
+        </w:rPr>
+      </w:pPr>
+      <w:r>
+        <w:rPr>
+          <w:b/>
+          <w:bCs/>
+        </w:rPr>
+        <w:t>Recaudo Directa Occidente</w:t>
+      </w:r>
+    </w:p>
+    <w:p>
+      <w:pPr>
+        <w:spacing w:after="0" w:line="240" w:lineRule="auto"/>
+        <w:jc w:val="both"/>
+      </w:pPr>
+      <w:r>
+        <w:t>*En esta hoja se pega todo en valores.</w:t>
+      </w:r>
+    </w:p>
+    <w:p>
+      <w:pPr>
+        <w:spacing w:after="0" w:line="240" w:lineRule="auto"/>
+        <w:jc w:val="both"/>
+      </w:pPr>
+      <w:r>
+        <w:t>*De la fila 29 en adelante, se encuentran validaciones de sumas, de cálculos de la misma hoja.</w:t>
+      </w:r>
+    </w:p>
+    <w:p>
+      <w:pPr>
+        <w:spacing w:after="0" w:line="240" w:lineRule="auto"/>
+        <w:jc w:val="both"/>
+      </w:pPr>
+      <w:r>
+        <w:t xml:space="preserve">*En esta hoja se encuentra el resumen de la conciliación de recaudo total </w:t>
+      </w:r>
+      <w:r>
+        <w:t xml:space="preserve">recibido en el BANCO DE </w:t>
+      </w:r>
+      <w:proofErr w:type="gramStart"/>
+      <w:r>
+        <w:t>OCCIDENTE ,</w:t>
+      </w:r>
+      <w:proofErr w:type="gramEnd"/>
+      <w:r>
+        <w:t xml:space="preserve"> por concepto de facturación directa. Este recaudo está </w:t>
+      </w:r>
+      <w:r>
+        <w:t>abierto por oportuno y extemporáneo.</w:t>
+      </w:r>
+    </w:p>
+    <w:p>
+      <w:pPr>
+        <w:spacing w:after="0" w:line="240" w:lineRule="auto"/>
+        <w:jc w:val="both"/>
+      </w:pPr>
+      <w:r>
+        <w:t>*El recaudo que se muestra en esta hoja, es el recaudo recibido y aplicado; teniendo en cuenta que hay recaudo recibido que no se aplica por que corresponde a</w:t>
+      </w:r>
+      <w:r>
         <w:t xml:space="preserve"> </w:t>
       </w:r>
+      <w:r>
+        <w:t>valores de</w:t>
+      </w:r>
+      <w:r>
+        <w:t xml:space="preserve"> pagos por identificar.</w:t>
+      </w:r>
+    </w:p>
+    <w:p>
+      <w:pPr>
+        <w:spacing w:after="0" w:line="240" w:lineRule="auto"/>
+        <w:jc w:val="both"/>
+      </w:pPr>
+      <w:r>
+        <w:t>*El recaudo oportuno que se muestra en esta hoja, es el neto del recaudo oportuno, el cual ya se encuentra afectado por las anulaciones o reversiones que se han realizado durante la misma quincena.</w:t>
+      </w:r>
+    </w:p>
+    <w:p>
+      <w:pPr>
+        <w:spacing w:after="0" w:line="240" w:lineRule="auto"/>
+        <w:jc w:val="both"/>
+      </w:pPr>
+    </w:p>
+    <w:p>
+      <w:pPr>
+        <w:spacing w:after="0" w:line="240" w:lineRule="auto"/>
+        <w:jc w:val="both"/>
+        <w:rPr>
+          <w:b/>
+          <w:bCs/>
+        </w:rPr>
+      </w:pPr>
+      <w:r>
+        <w:rPr>
+          <w:b/>
+          <w:bCs/>
+        </w:rPr>
+        <w:t>REPORTE RECAUDO x BANCO</w:t>
+      </w:r>
+    </w:p>
+    <w:p>
+      <w:pPr>
+        <w:spacing w:after="0" w:line="240" w:lineRule="auto"/>
+        <w:jc w:val="both"/>
+      </w:pPr>
+      <w:r>
+        <w:t>*En esta hoja se pega todo en valores. Información que se trae de un reporte operativo externo denominado “reporte de pago por banco”, el cual se genera para cada ASE.</w:t>
+      </w:r>
+    </w:p>
+    <w:p>
+      <w:pPr>
+        <w:spacing w:after="0" w:line="240" w:lineRule="auto"/>
+        <w:jc w:val="both"/>
+      </w:pPr>
+      <w:r>
+        <w:t xml:space="preserve">*En esta hoja se encuentra el resumen de todo el recaudo que se aplicó en la </w:t>
+      </w:r>
+      <w:r>
+        <w:t>quincena</w:t>
+      </w:r>
+      <w:r>
+        <w:t xml:space="preserve">. Es recaudo </w:t>
+      </w:r>
+      <w:r>
+        <w:t>tanto</w:t>
+      </w:r>
+      <w:r>
+        <w:t xml:space="preserve"> oportuno como </w:t>
+      </w:r>
+      <w:r>
+        <w:t>extemporáneo</w:t>
+      </w:r>
+      <w:r>
+        <w:t>.</w:t>
+      </w:r>
+    </w:p>
+    <w:p>
+      <w:pPr>
+        <w:spacing w:after="0" w:line="240" w:lineRule="auto"/>
+        <w:jc w:val="both"/>
+      </w:pPr>
+      <w:r>
+        <w:t>*Este recaudo no se encuentra afectado por las anulaciones o reversiones realizadas durante la quincena y que correspondan a recaudo con fecha de pago de la misma quincena.</w:t>
+      </w:r>
+    </w:p>
+    <w:p>
+      <w:pPr>
+        <w:spacing w:after="0" w:line="240" w:lineRule="auto"/>
+        <w:jc w:val="both"/>
+      </w:pPr>
+      <w:r>
+        <w:t xml:space="preserve">*De la fila 1 a la fila 7, se encuentra el consolidado de la sumatoria del recaudo de todas las </w:t>
+      </w:r>
       <w:proofErr w:type="spellStart"/>
       <w:r>
-        <w:rPr>
-          <w:b/>
-          <w:bCs/>
-        </w:rPr>
-        <w:t>Limp</w:t>
+        <w:t>ASE´s</w:t>
       </w:r>
       <w:proofErr w:type="spellEnd"/>
-    </w:p>
-    <w:p>
-      <w:pPr>
-        <w:spacing w:after="0" w:line="240" w:lineRule="auto"/>
-        <w:jc w:val="both"/>
-      </w:pPr>
-      <w:r>
-        <w:t>*En esta hoja se pega todo en valores.</w:t>
-      </w:r>
-    </w:p>
-    <w:p>
-      <w:pPr>
-        <w:spacing w:after="0" w:line="240" w:lineRule="auto"/>
-        <w:jc w:val="both"/>
-      </w:pPr>
-      <w:r>
-        <w:t>*De la fila 29 en adelante, se encuentran validaciones de sumas, de cálculos de la misma hoja.</w:t>
-      </w:r>
-    </w:p>
-    <w:p>
-      <w:pPr>
-        <w:spacing w:after="0" w:line="240" w:lineRule="auto"/>
-        <w:jc w:val="both"/>
-      </w:pPr>
-      <w:r>
-        <w:t xml:space="preserve">*En esta hoja se encuentra el resumen de la conciliación de recaudo total reportado por la empresa de facturación conjunta </w:t>
-      </w:r>
-      <w:r>
-        <w:rPr>
-          <w:b/>
-          <w:bCs/>
-        </w:rPr>
+      <w:r>
+        <w:t>.</w:t>
+      </w:r>
+    </w:p>
+    <w:p>
+      <w:pPr>
+        <w:spacing w:after="0" w:line="240" w:lineRule="auto"/>
+        <w:jc w:val="both"/>
+      </w:pPr>
+      <w:r>
+        <w:t>Los títulos:</w:t>
+      </w:r>
+    </w:p>
+    <w:p>
+      <w:pPr>
+        <w:spacing w:after="0" w:line="240" w:lineRule="auto"/>
+        <w:jc w:val="both"/>
+      </w:pPr>
+      <w:proofErr w:type="gramStart"/>
+      <w:r>
+        <w:t>ENEL</w:t>
+      </w:r>
+      <w:r>
+        <w:t xml:space="preserve"> :</w:t>
+      </w:r>
+      <w:proofErr w:type="gramEnd"/>
+      <w:r>
+        <w:t xml:space="preserve"> </w:t>
+      </w:r>
+      <w:r>
+        <w:t xml:space="preserve">Corresponde al recaudo recibido por la empresa de facturación conjunta </w:t>
+      </w:r>
+      <w:r>
+        <w:t>“</w:t>
+      </w:r>
+      <w:r>
+        <w:t>ENEL</w:t>
+      </w:r>
+      <w:r>
+        <w:t>”</w:t>
+      </w:r>
+      <w:r>
+        <w:t>.</w:t>
+      </w:r>
+    </w:p>
+    <w:p>
+      <w:pPr>
+        <w:spacing w:after="0" w:line="240" w:lineRule="auto"/>
+        <w:jc w:val="both"/>
+      </w:pPr>
+      <w:r>
+        <w:t xml:space="preserve">CIUDAD </w:t>
+      </w:r>
+      <w:proofErr w:type="gramStart"/>
+      <w:r>
+        <w:t>LIMPIA</w:t>
+      </w:r>
+      <w:r>
+        <w:t xml:space="preserve"> :</w:t>
+      </w:r>
+      <w:proofErr w:type="gramEnd"/>
+      <w:r>
+        <w:t xml:space="preserve"> Corresponde al recaudo</w:t>
+      </w:r>
+      <w:r>
+        <w:t xml:space="preserve"> antiguo operador </w:t>
+      </w:r>
+      <w:r>
+        <w:t>recibido por “</w:t>
+      </w:r>
+      <w:r>
         <w:t xml:space="preserve">EAAB + </w:t>
       </w:r>
       <w:proofErr w:type="spellStart"/>
       <w:r>
-        <w:rPr>
-          <w:b/>
-          <w:bCs/>
-        </w:rPr>
         <w:t>Ciud</w:t>
       </w:r>
       <w:proofErr w:type="spellEnd"/>
       <w:r>
-        <w:rPr>
-          <w:b/>
-          <w:bCs/>
-        </w:rPr>
+        <w:t xml:space="preserve"> Limp</w:t>
+      </w:r>
+      <w:r>
+        <w:t xml:space="preserve">” </w:t>
+      </w:r>
+      <w:r>
+        <w:t>abierto únicamente por la parte del recaudo de “</w:t>
+      </w:r>
+      <w:proofErr w:type="spellStart"/>
+      <w:r>
+        <w:t>Ciud</w:t>
+      </w:r>
+      <w:proofErr w:type="spellEnd"/>
+      <w:r>
+        <w:t xml:space="preserve"> Limp</w:t>
+      </w:r>
+      <w:r>
+        <w:t>”.</w:t>
+      </w:r>
+    </w:p>
+    <w:p>
+      <w:pPr>
+        <w:spacing w:after="0" w:line="240" w:lineRule="auto"/>
+        <w:jc w:val="both"/>
+      </w:pPr>
+      <w:proofErr w:type="gramStart"/>
+      <w:r>
+        <w:t>EAB</w:t>
+      </w:r>
+      <w:r>
+        <w:t xml:space="preserve"> :</w:t>
+      </w:r>
+      <w:proofErr w:type="gramEnd"/>
+      <w:r>
         <w:t xml:space="preserve"> </w:t>
       </w:r>
+      <w:r>
+        <w:t xml:space="preserve">Corresponde al recaudo </w:t>
+      </w:r>
+      <w:r>
+        <w:t xml:space="preserve">antiguo operador </w:t>
+      </w:r>
+      <w:r>
+        <w:t>recibido por “</w:t>
+      </w:r>
+      <w:r>
+        <w:t xml:space="preserve">EAAB + </w:t>
+      </w:r>
       <w:proofErr w:type="spellStart"/>
       <w:r>
-        <w:rPr>
-          <w:b/>
-          <w:bCs/>
-        </w:rPr>
-        <w:t>Limp</w:t>
+        <w:t>Ciud</w:t>
       </w:r>
       <w:proofErr w:type="spellEnd"/>
       <w:r>
-        <w:t>, abierto por oportuno y extemporáneo.</w:t>
-      </w:r>
-    </w:p>
-    <w:p>
-      <w:pPr>
-        <w:spacing w:after="0" w:line="240" w:lineRule="auto"/>
-        <w:jc w:val="both"/>
-      </w:pPr>
-      <w:r>
-        <w:t>*El recaudo que se muestra en esta hoja, es el recaudo recibido y aplicado; teniendo en cuenta que todo el recaudo recibido queda aplicado en la misma quincena.</w:t>
-      </w:r>
-    </w:p>
-    <w:p>
-      <w:pPr>
-        <w:spacing w:after="0" w:line="240" w:lineRule="auto"/>
-        <w:jc w:val="both"/>
-      </w:pPr>
-      <w:r>
-        <w:t>*El recaudo oportuno que se muestra en esta hoja, es el neto del recaudo oportuno, el cual ya se encuentra afectado por las anulaciones o reversiones que se han realizado durante la misma quincena</w:t>
-      </w:r>
-    </w:p>
-    <w:p>
-      <w:pPr>
-        <w:spacing w:after="0" w:line="240" w:lineRule="auto"/>
-        <w:jc w:val="both"/>
-      </w:pPr>
-      <w:r>
-        <w:t xml:space="preserve">*En caso de aparecer información de recaudo en esta hoja, corresponde a recaudo de la concesión del servicio de aseo </w:t>
-      </w:r>
-      <w:r>
-        <w:t>del antiguo operador que han sido depurados y si deben ser aplicados en esta plantilla.</w:t>
-      </w:r>
-    </w:p>
-    <w:p>
-      <w:pPr>
-        <w:spacing w:after="0" w:line="240" w:lineRule="auto"/>
-        <w:jc w:val="both"/>
-      </w:pPr>
-    </w:p>
-    <w:p>
-      <w:pPr>
-        <w:spacing w:after="0" w:line="240" w:lineRule="auto"/>
-        <w:jc w:val="both"/>
-        <w:rPr>
-          <w:b/>
-          <w:bCs/>
-        </w:rPr>
-      </w:pPr>
-      <w:r>
-        <w:rPr>
-          <w:b/>
-          <w:bCs/>
-        </w:rPr>
-        <w:t>Recaudo Directa Occidente</w:t>
-      </w:r>
-    </w:p>
-    <w:p>
-      <w:pPr>
-        <w:spacing w:after="0" w:line="240" w:lineRule="auto"/>
-        <w:jc w:val="both"/>
-      </w:pPr>
-      <w:r>
-        <w:t>*En esta hoja se pega todo en valores.</w:t>
-      </w:r>
-    </w:p>
-    <w:p>
-      <w:pPr>
-        <w:spacing w:after="0" w:line="240" w:lineRule="auto"/>
-        <w:jc w:val="both"/>
-      </w:pPr>
-      <w:r>
-        <w:t>*De la fila 29 en adelante, se encuentran validaciones de sumas, de cálculos de la misma hoja.</w:t>
-      </w:r>
-    </w:p>
-    <w:p>
-      <w:pPr>
-        <w:spacing w:after="0" w:line="240" w:lineRule="auto"/>
-        <w:jc w:val="both"/>
-      </w:pPr>
-      <w:r>
-        <w:t xml:space="preserve">*En esta hoja se encuentra el resumen de la conciliación de recaudo total </w:t>
-      </w:r>
-      <w:r>
-        <w:t xml:space="preserve">recibido en el BANCO DE </w:t>
-      </w:r>
-      <w:proofErr w:type="gramStart"/>
-      <w:r>
-        <w:t>OCCIDENTE ,</w:t>
-      </w:r>
-      <w:proofErr w:type="gramEnd"/>
-      <w:r>
-        <w:t xml:space="preserve"> por concepto de facturación directa. Este recaudo está </w:t>
-      </w:r>
-      <w:r>
-        <w:t>abierto por oportuno y extemporáneo.</w:t>
-      </w:r>
-    </w:p>
-    <w:p>
-      <w:pPr>
-        <w:spacing w:after="0" w:line="240" w:lineRule="auto"/>
-        <w:jc w:val="both"/>
-      </w:pPr>
-      <w:r>
-        <w:t>*El recaudo que se muestra en esta hoja, es el recaudo recibido y aplicado; teniendo en cuenta que hay recaudo recibido que no se aplica por que corresponde a</w:t>
-      </w:r>
-      <w:r>
-        <w:t xml:space="preserve"> </w:t>
-      </w:r>
-      <w:r>
-        <w:t>valores de</w:t>
-      </w:r>
-      <w:r>
-        <w:t xml:space="preserve"> pagos por identificar.</w:t>
-      </w:r>
-    </w:p>
-    <w:p>
-      <w:pPr>
-        <w:spacing w:after="0" w:line="240" w:lineRule="auto"/>
-        <w:jc w:val="both"/>
-      </w:pPr>
-      <w:r>
-        <w:t>*El recaudo oportuno que se muestra en esta hoja, es el neto del recaudo oportuno, el cual ya se encuentra afectado por las anulaciones o reversiones que se han realizado durante la misma quincena.</w:t>
-      </w:r>
-    </w:p>
-    <w:p>
-      <w:pPr>
-        <w:spacing w:after="0" w:line="240" w:lineRule="auto"/>
-        <w:jc w:val="both"/>
-      </w:pPr>
-    </w:p>
-    <w:p>
-      <w:pPr>
-        <w:spacing w:after="0" w:line="240" w:lineRule="auto"/>
-        <w:jc w:val="both"/>
-        <w:rPr>
-          <w:b/>
-          <w:bCs/>
-        </w:rPr>
-      </w:pPr>
-      <w:r>
-        <w:rPr>
-          <w:b/>
-          <w:bCs/>
-        </w:rPr>
-        <w:t>REPORTE RECAUDO x BANCO</w:t>
-      </w:r>
-    </w:p>
-    <w:p>
-      <w:pPr>
-        <w:spacing w:after="0" w:line="240" w:lineRule="auto"/>
-        <w:jc w:val="both"/>
-      </w:pPr>
-      <w:r>
-        <w:t>*En esta hoja se pega todo en valores. Información que se trae de un reporte operativo externo denominado “reporte de pago por banco”, el cual se genera para cada ASE.</w:t>
-      </w:r>
-    </w:p>
-    <w:p>
-      <w:pPr>
-        <w:spacing w:after="0" w:line="240" w:lineRule="auto"/>
-        <w:jc w:val="both"/>
-      </w:pPr>
-      <w:r>
-        <w:t xml:space="preserve">*En esta hoja se encuentra el resumen de todo el recaudo que se aplicó en la </w:t>
-      </w:r>
-      <w:r>
-        <w:t>quincena</w:t>
-      </w:r>
-      <w:r>
-        <w:t xml:space="preserve">. Es recaudo </w:t>
-      </w:r>
-      <w:r>
-        <w:t>tanto</w:t>
-      </w:r>
-      <w:r>
-        <w:t xml:space="preserve"> oportuno como </w:t>
-      </w:r>
-      <w:r>
-        <w:t>extemporáneo</w:t>
-      </w:r>
-      <w:r>
-        <w:t>.</w:t>
-      </w:r>
-    </w:p>
-    <w:p>
-      <w:pPr>
-        <w:spacing w:after="0" w:line="240" w:lineRule="auto"/>
-        <w:jc w:val="both"/>
-      </w:pPr>
-      <w:r>
-        <w:t>*Este recaudo no se encuentra afectado por las anulaciones o reversiones realizadas durante la quincena y que correspondan a recaudo con fecha de pago de la misma quincena.</w:t>
-      </w:r>
-    </w:p>
-    <w:p>
-      <w:pPr>
-        <w:spacing w:after="0" w:line="240" w:lineRule="auto"/>
-        <w:jc w:val="both"/>
-      </w:pPr>
-      <w:r>
-        <w:t xml:space="preserve">*De la fila 1 a la fila 7, se encuentra el consolidado de la sumatoria del recaudo de todas las </w:t>
-      </w:r>
-      <w:proofErr w:type="spellStart"/>
-      <w:r>
-        <w:t>ASE´s</w:t>
-      </w:r>
-      <w:proofErr w:type="spellEnd"/>
-      <w:r>
-        <w:t>.</w:t>
-      </w:r>
-    </w:p>
-    <w:p>
-      <w:pPr>
-        <w:spacing w:after="0" w:line="240" w:lineRule="auto"/>
-        <w:jc w:val="both"/>
-      </w:pPr>
-      <w:r>
-        <w:t>Los títulos:</w:t>
-      </w:r>
-    </w:p>
-    <w:p>
-      <w:pPr>
-        <w:spacing w:after="0" w:line="240" w:lineRule="auto"/>
-        <w:jc w:val="both"/>
-      </w:pPr>
-      <w:proofErr w:type="gramStart"/>
-      <w:r>
-        <w:t>ENEL</w:t>
-      </w:r>
-      <w:r>
-        <w:t xml:space="preserve"> :</w:t>
-      </w:r>
-      <w:proofErr w:type="gramEnd"/>
-      <w:r>
-        <w:t xml:space="preserve"> </w:t>
-      </w:r>
-      <w:r>
-        <w:t xml:space="preserve">Corresponde al recaudo recibido por la empresa de facturación conjunta </w:t>
-      </w:r>
-      <w:r>
-        <w:t>“</w:t>
-      </w:r>
-      <w:r>
-        <w:t>ENEL</w:t>
-      </w:r>
-      <w:r>
-        <w:t>”</w:t>
-      </w:r>
-      <w:r>
-        <w:t>.</w:t>
-      </w:r>
-    </w:p>
-    <w:p>
-      <w:pPr>
-        <w:spacing w:after="0" w:line="240" w:lineRule="auto"/>
-        <w:jc w:val="both"/>
-      </w:pPr>
-      <w:r>
-        <w:t xml:space="preserve">CIUDAD </w:t>
-      </w:r>
-      <w:proofErr w:type="gramStart"/>
-      <w:r>
-        <w:t>LIMPIA</w:t>
-      </w:r>
-      <w:r>
-        <w:t xml:space="preserve"> :</w:t>
-      </w:r>
-      <w:proofErr w:type="gramEnd"/>
-      <w:r>
-        <w:t xml:space="preserve"> Corresponde al recaudo</w:t>
-      </w:r>
-      <w:r>
-        <w:t xml:space="preserve"> antiguo operador </w:t>
-      </w:r>
-      <w:r>
-        <w:t>recibido por “</w:t>
-      </w:r>
-      <w:r>
-        <w:t xml:space="preserve">EAAB + </w:t>
-      </w:r>
-      <w:proofErr w:type="spellStart"/>
-      <w:r>
-        <w:t>Ciud</w:t>
-      </w:r>
-      <w:proofErr w:type="spellEnd"/>
-      <w:r>
-        <w:t xml:space="preserve"> </w:t>
-      </w:r>
-      <w:proofErr w:type="spellStart"/>
-      <w:r>
-        <w:t>Limp</w:t>
-      </w:r>
-      <w:proofErr w:type="spellEnd"/>
-      <w:r>
-        <w:t xml:space="preserve">” </w:t>
-      </w:r>
-      <w:r>
-        <w:t>abierto únicamente por la parte del recaudo de “</w:t>
-      </w:r>
-      <w:proofErr w:type="spellStart"/>
-      <w:r>
-        <w:t>Ciud</w:t>
-      </w:r>
-      <w:proofErr w:type="spellEnd"/>
-      <w:r>
-        <w:t xml:space="preserve"> </w:t>
-      </w:r>
-      <w:proofErr w:type="spellStart"/>
-      <w:r>
-        <w:t>Limp</w:t>
-      </w:r>
-      <w:proofErr w:type="spellEnd"/>
-      <w:r>
-        <w:t>”.</w:t>
-      </w:r>
-    </w:p>
-    <w:p>
-      <w:pPr>
-        <w:spacing w:after="0" w:line="240" w:lineRule="auto"/>
-        <w:jc w:val="both"/>
-      </w:pPr>
-      <w:proofErr w:type="gramStart"/>
-      <w:r>
-        <w:t>EAB</w:t>
-      </w:r>
-      <w:r>
-        <w:t xml:space="preserve"> :</w:t>
-      </w:r>
-      <w:proofErr w:type="gramEnd"/>
-      <w:r>
-        <w:t xml:space="preserve"> </w:t>
-      </w:r>
-      <w:r>
-        <w:t xml:space="preserve">Corresponde al recaudo </w:t>
-      </w:r>
-      <w:r>
-        <w:t xml:space="preserve">antiguo operador </w:t>
-      </w:r>
-      <w:r>
-        <w:t>recibido por “</w:t>
-      </w:r>
-      <w:r>
-        <w:t xml:space="preserve">EAAB + </w:t>
-      </w:r>
-      <w:proofErr w:type="spellStart"/>
-      <w:r>
-        <w:t>Ciud</w:t>
-      </w:r>
-      <w:proofErr w:type="spellEnd"/>
-      <w:r>
-        <w:t xml:space="preserve"> </w:t>
-      </w:r>
-      <w:proofErr w:type="spellStart"/>
-      <w:r>
-        <w:t>Limp</w:t>
-      </w:r>
-      <w:proofErr w:type="spellEnd"/>
+        <w:t xml:space="preserve"> Limp</w:t>
+      </w:r>
       <w:r>
         <w:t>” abierto únicamente por la parte del recaudo de “</w:t>
       </w:r>
@@ -1932,13 +1900,8 @@
       </w:r>
       <w:proofErr w:type="spellEnd"/>
       <w:r>
-        <w:t xml:space="preserve"> </w:t>
-      </w:r>
-      <w:proofErr w:type="spellStart"/>
-      <w:r>
-        <w:t>Limp</w:t>
-      </w:r>
-      <w:proofErr w:type="spellEnd"/>
+        <w:t xml:space="preserve"> Limp</w:t>
+      </w:r>
     </w:p>
     <w:p>
       <w:pPr>
@@ -3001,10 +2964,18 @@
         <w:t>R1 - RECAUDO OPORTUNO</w:t>
       </w:r>
       <w:r>
-        <w:t xml:space="preserve"> y  </w:t>
-      </w:r>
-      <w:r>
-        <w:t>R3 - RECAUDO EXTEMPORANEO</w:t>
+        <w:t xml:space="preserve"> </w:t>
+      </w:r>
+      <w:proofErr w:type="gramStart"/>
+      <w:r>
+        <w:t xml:space="preserve">y  </w:t>
+      </w:r>
+      <w:r>
+        <w:t>R</w:t>
+      </w:r>
+      <w:proofErr w:type="gramEnd"/>
+      <w:r>
+        <w:t>3 - RECAUDO EXTEMPORANEO</w:t>
       </w:r>
       <w:r>
         <w:t xml:space="preserve">, de la hoja </w:t>
@@ -4940,7 +4911,7 @@
 </file>
 
 <file path=word/styles.xml><?xml version="1.0" encoding="utf-8"?>
-<w:styles xmlns:mc="http://schemas.openxmlformats.org/markup-compatibility/2006" xmlns:r="http://schemas.openxmlformats.org/officeDocument/2006/relationships" xmlns:w="http://schemas.openxmlformats.org/wordprocessingml/2006/main" xmlns:w14="http://schemas.microsoft.com/office/word/2010/wordml" xmlns:w15="http://schemas.microsoft.com/office/word/2012/wordml" xmlns:w16cex="http://schemas.microsoft.com/office/word/2018/wordml/cex" xmlns:w16cid="http://schemas.microsoft.com/office/word/2016/wordml/cid" xmlns:w16="http://schemas.microsoft.com/office/word/2018/wordml" xmlns:w16sdtdh="http://schemas.microsoft.com/office/word/2020/wordml/sdtdatahash" xmlns:w16se="http://schemas.microsoft.com/office/word/2015/wordml/symex" mc:Ignorable="w14 w15 w16se w16cid w16 w16cex w16sdtdh">
+<w:styles xmlns:mc="http://schemas.openxmlformats.org/markup-compatibility/2006" xmlns:r="http://schemas.openxmlformats.org/officeDocument/2006/relationships" xmlns:w="http://schemas.openxmlformats.org/wordprocessingml/2006/main" xmlns:w14="http://schemas.microsoft.com/office/word/2010/wordml" xmlns:w15="http://schemas.microsoft.com/office/word/2012/wordml" xmlns:w16cex="http://schemas.microsoft.com/office/word/2018/wordml/cex" xmlns:w16cid="http://schemas.microsoft.com/office/word/2016/wordml/cid" xmlns:w16="http://schemas.microsoft.com/office/word/2018/wordml" xmlns:w16du="http://schemas.microsoft.com/office/word/2023/wordml/word16du" xmlns:w16sdtdh="http://schemas.microsoft.com/office/word/2020/wordml/sdtdatahash" xmlns:w16sdtfl="http://schemas.microsoft.com/office/word/2024/wordml/sdtformatlock" xmlns:w16se="http://schemas.microsoft.com/office/word/2015/wordml/symex" mc:Ignorable="w14 w15 w16se w16cid w16 w16cex w16sdtdh w16sdtfl w16du">
   <w:docDefaults>
     <w:rPrDefault>
       <w:rPr>
@@ -5701,4 +5672,10 @@
     </a:ext>
   </a:extLst>
 </a:theme>
+</file>
+
+<file path=docMetadata/LabelInfo.xml><?xml version="1.0" encoding="utf-8"?>
+<clbl:labelList xmlns:clbl="http://schemas.microsoft.com/office/2020/mipLabelMetadata">
+  <clbl:label id="{4e8ad5fd-3b35-462b-bf95-8eacd4641ce5}" enabled="0" method="" siteId="{4e8ad5fd-3b35-462b-bf95-8eacd4641ce5}" removed="1"/>
+</clbl:labelList>
 </file>